--- a/apps/ocorrencias/template.docx
+++ b/apps/ocorrencias/template.docx
@@ -2006,6 +2006,7 @@
           </w:tcPr>
           <w:p>
             <w:pPr>
+              <w:keepNext/>
               <w:jc w:val="center"/>
               <w:rPr>
                 <w:rFonts w:cstheme="minorHAnsi"/>
@@ -2079,6 +2080,8 @@
           </w:p>
           <w:p>
             <w:pPr>
+              <w:keepLines/>
+              <w:spacing w:before="0" w:after="120"/>
               <w:jc w:val="center"/>
               <w:rPr>
                 <w:rFonts w:cstheme="minorHAnsi"/>
@@ -2093,6 +2096,42 @@
                 <w:szCs w:val="20"/>
               </w:rPr>
               <w:t>{%imagem}</w:t>
+            </w:r>
+            <w:r>
+              <w:rPr>
+                <w:rFonts w:cstheme="minorHAnsi"/>
+                <w:i/>
+                <w:sz w:val="18"/>
+                <w:szCs w:val="18"/>
+              </w:rPr>
+              <w:t>{#temLegenda}</w:t>
+            </w:r>
+            <w:r>
+              <w:rPr>
+                <w:rFonts w:cstheme="minorHAnsi"/>
+                <w:i/>
+                <w:sz w:val="18"/>
+                <w:szCs w:val="18"/>
+              </w:rPr>
+              <w:br/>
+            </w:r>
+            <w:r>
+              <w:rPr>
+                <w:rFonts w:cstheme="minorHAnsi"/>
+                <w:i/>
+                <w:sz w:val="18"/>
+                <w:szCs w:val="18"/>
+              </w:rPr>
+              <w:t>{legenda}</w:t>
+            </w:r>
+            <w:r>
+              <w:rPr>
+                <w:rFonts w:cstheme="minorHAnsi"/>
+                <w:i/>
+                <w:sz w:val="18"/>
+                <w:szCs w:val="18"/>
+              </w:rPr>
+              <w:t>{/temLegenda}</w:t>
             </w:r>
           </w:p>
           <w:p>
